--- a/health-plan-docx-generator/word_templates/處方費_template.docx
+++ b/health-plan-docx-generator/word_templates/處方費_template.docx
@@ -934,30 +934,6 @@
     <w:p/>
     <w:p>
       <w:pPr>
-        <w:rPr>
-          <w:sz w:val="36"/>
-          <w:szCs w:val="36"/>
-        </w:rPr>
-        <w:sectPr>
-          <w:footerReference w:type="default" r:id="rId9"/>
-          <w:pgSz w:w="16838" w:h="11906" w:orient="landscape" w:code="9"/>
-          <w:pgMar w:top="1440" w:right="1440" w:bottom="1440" w:left="1440" w:header="709" w:footer="709" w:gutter="0"/>
-          <w:pgNumType w:start="1"/>
-          <w:cols w:space="720"/>
-          <w:vAlign w:val="center"/>
-          <w:docGrid w:linePitch="360"/>
-        </w:sectPr>
-      </w:pPr>
-      <w:r>
-        <w:rPr>
-          <w:sz w:val="36"/>
-          <w:szCs w:val="36"/>
-        </w:rPr>
-        <w:t>確認簽章: _____________________</w:t>
-      </w:r>
-    </w:p>
-    <w:p>
-      <w:pPr>
         <w:jc w:val="center"/>
         <w:rPr>
           <w:b/>
@@ -1849,30 +1825,6 @@
     <w:p/>
     <w:p>
       <w:pPr>
-        <w:rPr>
-          <w:sz w:val="36"/>
-          <w:szCs w:val="36"/>
-        </w:rPr>
-        <w:sectPr>
-          <w:footerReference w:type="default" r:id="rId10"/>
-          <w:pgSz w:w="16838" w:h="11906" w:orient="landscape" w:code="9"/>
-          <w:pgMar w:top="1440" w:right="1440" w:bottom="1440" w:left="1440" w:header="709" w:footer="709" w:gutter="0"/>
-          <w:pgNumType w:start="1"/>
-          <w:cols w:space="720"/>
-          <w:vAlign w:val="center"/>
-          <w:docGrid w:linePitch="360"/>
-        </w:sectPr>
-      </w:pPr>
-      <w:r>
-        <w:rPr>
-          <w:sz w:val="36"/>
-          <w:szCs w:val="36"/>
-        </w:rPr>
-        <w:t>確認簽章: _____________________</w:t>
-      </w:r>
-    </w:p>
-    <w:p>
-      <w:pPr>
         <w:jc w:val="center"/>
         <w:rPr>
           <w:b/>
@@ -2776,30 +2728,6 @@
     <w:p/>
     <w:p>
       <w:pPr>
-        <w:rPr>
-          <w:sz w:val="36"/>
-          <w:szCs w:val="36"/>
-        </w:rPr>
-        <w:sectPr>
-          <w:footerReference w:type="default" r:id="rId11"/>
-          <w:pgSz w:w="16838" w:h="11906" w:orient="landscape" w:code="9"/>
-          <w:pgMar w:top="1440" w:right="1440" w:bottom="1440" w:left="1440" w:header="709" w:footer="709" w:gutter="0"/>
-          <w:pgNumType w:start="1"/>
-          <w:cols w:space="720"/>
-          <w:vAlign w:val="center"/>
-          <w:docGrid w:linePitch="360"/>
-        </w:sectPr>
-      </w:pPr>
-      <w:r>
-        <w:rPr>
-          <w:sz w:val="36"/>
-          <w:szCs w:val="36"/>
-        </w:rPr>
-        <w:t>確認簽章: _____________________</w:t>
-      </w:r>
-    </w:p>
-    <w:p>
-      <w:pPr>
         <w:jc w:val="center"/>
         <w:rPr>
           <w:b/>
@@ -3703,30 +3631,6 @@
     <w:p/>
     <w:p>
       <w:pPr>
-        <w:rPr>
-          <w:sz w:val="36"/>
-          <w:szCs w:val="36"/>
-        </w:rPr>
-        <w:sectPr>
-          <w:footerReference w:type="default" r:id="rId12"/>
-          <w:pgSz w:w="16838" w:h="11906" w:orient="landscape" w:code="9"/>
-          <w:pgMar w:top="1440" w:right="1440" w:bottom="1440" w:left="1440" w:header="709" w:footer="709" w:gutter="0"/>
-          <w:pgNumType w:start="1"/>
-          <w:cols w:space="720"/>
-          <w:vAlign w:val="center"/>
-          <w:docGrid w:linePitch="360"/>
-        </w:sectPr>
-      </w:pPr>
-      <w:r>
-        <w:rPr>
-          <w:sz w:val="36"/>
-          <w:szCs w:val="36"/>
-        </w:rPr>
-        <w:t>確認簽章: _____________________</w:t>
-      </w:r>
-    </w:p>
-    <w:p>
-      <w:pPr>
         <w:jc w:val="center"/>
         <w:rPr>
           <w:b/>
@@ -4630,30 +4534,6 @@
     <w:p/>
     <w:p>
       <w:pPr>
-        <w:rPr>
-          <w:sz w:val="36"/>
-          <w:szCs w:val="36"/>
-        </w:rPr>
-        <w:sectPr>
-          <w:footerReference w:type="default" r:id="rId13"/>
-          <w:pgSz w:w="16838" w:h="11906" w:orient="landscape" w:code="9"/>
-          <w:pgMar w:top="1440" w:right="1440" w:bottom="1440" w:left="1440" w:header="709" w:footer="709" w:gutter="0"/>
-          <w:pgNumType w:start="1"/>
-          <w:cols w:space="720"/>
-          <w:vAlign w:val="center"/>
-          <w:docGrid w:linePitch="360"/>
-        </w:sectPr>
-      </w:pPr>
-      <w:r>
-        <w:rPr>
-          <w:sz w:val="36"/>
-          <w:szCs w:val="36"/>
-        </w:rPr>
-        <w:t>確認簽章: _____________________</w:t>
-      </w:r>
-    </w:p>
-    <w:p>
-      <w:pPr>
         <w:jc w:val="center"/>
         <w:rPr>
           <w:b/>
@@ -5557,30 +5437,6 @@
     <w:p/>
     <w:p>
       <w:pPr>
-        <w:rPr>
-          <w:sz w:val="36"/>
-          <w:szCs w:val="36"/>
-        </w:rPr>
-        <w:sectPr>
-          <w:footerReference w:type="default" r:id="rId14"/>
-          <w:pgSz w:w="16838" w:h="11906" w:orient="landscape" w:code="9"/>
-          <w:pgMar w:top="1440" w:right="1440" w:bottom="1440" w:left="1440" w:header="709" w:footer="709" w:gutter="0"/>
-          <w:pgNumType w:start="1"/>
-          <w:cols w:space="720"/>
-          <w:vAlign w:val="center"/>
-          <w:docGrid w:linePitch="360"/>
-        </w:sectPr>
-      </w:pPr>
-      <w:r>
-        <w:rPr>
-          <w:sz w:val="36"/>
-          <w:szCs w:val="36"/>
-        </w:rPr>
-        <w:t>確認簽章: _____________________</w:t>
-      </w:r>
-    </w:p>
-    <w:p>
-      <w:pPr>
         <w:jc w:val="center"/>
         <w:rPr>
           <w:b/>
@@ -6484,30 +6340,6 @@
     <w:p/>
     <w:p>
       <w:pPr>
-        <w:rPr>
-          <w:sz w:val="36"/>
-          <w:szCs w:val="36"/>
-        </w:rPr>
-        <w:sectPr>
-          <w:footerReference w:type="default" r:id="rId15"/>
-          <w:pgSz w:w="16838" w:h="11906" w:orient="landscape" w:code="9"/>
-          <w:pgMar w:top="1440" w:right="1440" w:bottom="1440" w:left="1440" w:header="709" w:footer="709" w:gutter="0"/>
-          <w:pgNumType w:start="1"/>
-          <w:cols w:space="720"/>
-          <w:vAlign w:val="center"/>
-          <w:docGrid w:linePitch="360"/>
-        </w:sectPr>
-      </w:pPr>
-      <w:r>
-        <w:rPr>
-          <w:sz w:val="36"/>
-          <w:szCs w:val="36"/>
-        </w:rPr>
-        <w:t>確認簽章: _____________________</w:t>
-      </w:r>
-    </w:p>
-    <w:p>
-      <w:pPr>
         <w:jc w:val="center"/>
         <w:rPr>
           <w:b/>
@@ -7411,30 +7243,6 @@
     <w:p/>
     <w:p>
       <w:pPr>
-        <w:rPr>
-          <w:sz w:val="36"/>
-          <w:szCs w:val="36"/>
-        </w:rPr>
-        <w:sectPr>
-          <w:footerReference w:type="default" r:id="rId16"/>
-          <w:pgSz w:w="16838" w:h="11906" w:orient="landscape" w:code="9"/>
-          <w:pgMar w:top="1440" w:right="1440" w:bottom="1440" w:left="1440" w:header="709" w:footer="709" w:gutter="0"/>
-          <w:pgNumType w:start="1"/>
-          <w:cols w:space="720"/>
-          <w:vAlign w:val="center"/>
-          <w:docGrid w:linePitch="360"/>
-        </w:sectPr>
-      </w:pPr>
-      <w:r>
-        <w:rPr>
-          <w:sz w:val="36"/>
-          <w:szCs w:val="36"/>
-        </w:rPr>
-        <w:t>確認簽章: _____________________</w:t>
-      </w:r>
-    </w:p>
-    <w:p>
-      <w:pPr>
         <w:jc w:val="center"/>
         <w:rPr>
           <w:b/>
@@ -8338,30 +8146,6 @@
     <w:p/>
     <w:p>
       <w:pPr>
-        <w:rPr>
-          <w:sz w:val="36"/>
-          <w:szCs w:val="36"/>
-        </w:rPr>
-        <w:sectPr>
-          <w:footerReference w:type="default" r:id="rId17"/>
-          <w:pgSz w:w="16838" w:h="11906" w:orient="landscape" w:code="9"/>
-          <w:pgMar w:top="1440" w:right="1440" w:bottom="1440" w:left="1440" w:header="709" w:footer="709" w:gutter="0"/>
-          <w:pgNumType w:start="1"/>
-          <w:cols w:space="720"/>
-          <w:vAlign w:val="center"/>
-          <w:docGrid w:linePitch="360"/>
-        </w:sectPr>
-      </w:pPr>
-      <w:r>
-        <w:rPr>
-          <w:sz w:val="36"/>
-          <w:szCs w:val="36"/>
-        </w:rPr>
-        <w:t>確認簽章: _____________________</w:t>
-      </w:r>
-    </w:p>
-    <w:p>
-      <w:pPr>
         <w:jc w:val="center"/>
         <w:rPr>
           <w:b/>
@@ -9265,30 +9049,6 @@
     <w:p/>
     <w:p>
       <w:pPr>
-        <w:rPr>
-          <w:sz w:val="36"/>
-          <w:szCs w:val="36"/>
-        </w:rPr>
-        <w:sectPr>
-          <w:footerReference w:type="default" r:id="rId18"/>
-          <w:pgSz w:w="16838" w:h="11906" w:orient="landscape" w:code="9"/>
-          <w:pgMar w:top="1440" w:right="1440" w:bottom="1440" w:left="1440" w:header="709" w:footer="709" w:gutter="0"/>
-          <w:pgNumType w:start="1"/>
-          <w:cols w:space="720"/>
-          <w:vAlign w:val="center"/>
-          <w:docGrid w:linePitch="360"/>
-        </w:sectPr>
-      </w:pPr>
-      <w:r>
-        <w:rPr>
-          <w:sz w:val="36"/>
-          <w:szCs w:val="36"/>
-        </w:rPr>
-        <w:t>確認簽章: _____________________</w:t>
-      </w:r>
-    </w:p>
-    <w:p>
-      <w:pPr>
         <w:jc w:val="center"/>
         <w:rPr>
           <w:b/>
@@ -10192,30 +9952,6 @@
     <w:p/>
     <w:p>
       <w:pPr>
-        <w:rPr>
-          <w:sz w:val="36"/>
-          <w:szCs w:val="36"/>
-        </w:rPr>
-        <w:sectPr>
-          <w:footerReference w:type="default" r:id="rId19"/>
-          <w:pgSz w:w="16838" w:h="11906" w:orient="landscape" w:code="9"/>
-          <w:pgMar w:top="1440" w:right="1440" w:bottom="1440" w:left="1440" w:header="709" w:footer="709" w:gutter="0"/>
-          <w:pgNumType w:start="1"/>
-          <w:cols w:space="720"/>
-          <w:vAlign w:val="center"/>
-          <w:docGrid w:linePitch="360"/>
-        </w:sectPr>
-      </w:pPr>
-      <w:r>
-        <w:rPr>
-          <w:sz w:val="36"/>
-          <w:szCs w:val="36"/>
-        </w:rPr>
-        <w:t>確認簽章: _____________________</w:t>
-      </w:r>
-    </w:p>
-    <w:p>
-      <w:pPr>
         <w:jc w:val="center"/>
         <w:rPr>
           <w:b/>
@@ -11119,30 +10855,6 @@
     <w:p/>
     <w:p>
       <w:pPr>
-        <w:rPr>
-          <w:sz w:val="36"/>
-          <w:szCs w:val="36"/>
-        </w:rPr>
-        <w:sectPr>
-          <w:footerReference w:type="default" r:id="rId20"/>
-          <w:pgSz w:w="16838" w:h="11906" w:orient="landscape" w:code="9"/>
-          <w:pgMar w:top="1440" w:right="1440" w:bottom="1440" w:left="1440" w:header="709" w:footer="709" w:gutter="0"/>
-          <w:pgNumType w:start="1"/>
-          <w:cols w:space="720"/>
-          <w:vAlign w:val="center"/>
-          <w:docGrid w:linePitch="360"/>
-        </w:sectPr>
-      </w:pPr>
-      <w:r>
-        <w:rPr>
-          <w:sz w:val="36"/>
-          <w:szCs w:val="36"/>
-        </w:rPr>
-        <w:t>確認簽章: _____________________</w:t>
-      </w:r>
-    </w:p>
-    <w:p>
-      <w:pPr>
         <w:jc w:val="center"/>
         <w:rPr>
           <w:b/>
@@ -12046,30 +11758,6 @@
     <w:p/>
     <w:p>
       <w:pPr>
-        <w:rPr>
-          <w:sz w:val="36"/>
-          <w:szCs w:val="36"/>
-        </w:rPr>
-        <w:sectPr>
-          <w:footerReference w:type="default" r:id="rId21"/>
-          <w:pgSz w:w="16838" w:h="11906" w:orient="landscape" w:code="9"/>
-          <w:pgMar w:top="1440" w:right="1440" w:bottom="1440" w:left="1440" w:header="709" w:footer="709" w:gutter="0"/>
-          <w:pgNumType w:start="1"/>
-          <w:cols w:space="720"/>
-          <w:vAlign w:val="center"/>
-          <w:docGrid w:linePitch="360"/>
-        </w:sectPr>
-      </w:pPr>
-      <w:r>
-        <w:rPr>
-          <w:sz w:val="36"/>
-          <w:szCs w:val="36"/>
-        </w:rPr>
-        <w:t>確認簽章: _____________________</w:t>
-      </w:r>
-    </w:p>
-    <w:p>
-      <w:pPr>
         <w:jc w:val="center"/>
         <w:rPr>
           <w:b/>
@@ -12973,30 +12661,6 @@
     <w:p/>
     <w:p>
       <w:pPr>
-        <w:rPr>
-          <w:sz w:val="36"/>
-          <w:szCs w:val="36"/>
-        </w:rPr>
-        <w:sectPr>
-          <w:footerReference w:type="default" r:id="rId22"/>
-          <w:pgSz w:w="16838" w:h="11906" w:orient="landscape" w:code="9"/>
-          <w:pgMar w:top="1440" w:right="1440" w:bottom="1440" w:left="1440" w:header="709" w:footer="709" w:gutter="0"/>
-          <w:pgNumType w:start="1"/>
-          <w:cols w:space="720"/>
-          <w:vAlign w:val="center"/>
-          <w:docGrid w:linePitch="360"/>
-        </w:sectPr>
-      </w:pPr>
-      <w:r>
-        <w:rPr>
-          <w:sz w:val="36"/>
-          <w:szCs w:val="36"/>
-        </w:rPr>
-        <w:t>確認簽章: _____________________</w:t>
-      </w:r>
-    </w:p>
-    <w:p>
-      <w:pPr>
         <w:jc w:val="center"/>
         <w:rPr>
           <w:b/>
@@ -13900,30 +13564,6 @@
     <w:p/>
     <w:p>
       <w:pPr>
-        <w:rPr>
-          <w:sz w:val="36"/>
-          <w:szCs w:val="36"/>
-        </w:rPr>
-        <w:sectPr>
-          <w:footerReference w:type="default" r:id="rId23"/>
-          <w:pgSz w:w="16838" w:h="11906" w:orient="landscape" w:code="9"/>
-          <w:pgMar w:top="1440" w:right="1440" w:bottom="1440" w:left="1440" w:header="709" w:footer="709" w:gutter="0"/>
-          <w:pgNumType w:start="1"/>
-          <w:cols w:space="720"/>
-          <w:vAlign w:val="center"/>
-          <w:docGrid w:linePitch="360"/>
-        </w:sectPr>
-      </w:pPr>
-      <w:r>
-        <w:rPr>
-          <w:sz w:val="36"/>
-          <w:szCs w:val="36"/>
-        </w:rPr>
-        <w:t>確認簽章: _____________________</w:t>
-      </w:r>
-    </w:p>
-    <w:p>
-      <w:pPr>
         <w:jc w:val="center"/>
         <w:rPr>
           <w:b/>
@@ -14827,30 +14467,6 @@
     <w:p/>
     <w:p>
       <w:pPr>
-        <w:rPr>
-          <w:sz w:val="36"/>
-          <w:szCs w:val="36"/>
-        </w:rPr>
-        <w:sectPr>
-          <w:footerReference w:type="default" r:id="rId24"/>
-          <w:pgSz w:w="16838" w:h="11906" w:orient="landscape" w:code="9"/>
-          <w:pgMar w:top="1440" w:right="1440" w:bottom="1440" w:left="1440" w:header="709" w:footer="709" w:gutter="0"/>
-          <w:pgNumType w:start="1"/>
-          <w:cols w:space="720"/>
-          <w:vAlign w:val="center"/>
-          <w:docGrid w:linePitch="360"/>
-        </w:sectPr>
-      </w:pPr>
-      <w:r>
-        <w:rPr>
-          <w:sz w:val="36"/>
-          <w:szCs w:val="36"/>
-        </w:rPr>
-        <w:t>確認簽章: _____________________</w:t>
-      </w:r>
-    </w:p>
-    <w:p>
-      <w:pPr>
         <w:jc w:val="center"/>
         <w:rPr>
           <w:b/>
@@ -15754,30 +15370,6 @@
     <w:p/>
     <w:p>
       <w:pPr>
-        <w:rPr>
-          <w:sz w:val="36"/>
-          <w:szCs w:val="36"/>
-        </w:rPr>
-        <w:sectPr>
-          <w:footerReference w:type="default" r:id="rId25"/>
-          <w:pgSz w:w="16838" w:h="11906" w:orient="landscape" w:code="9"/>
-          <w:pgMar w:top="1440" w:right="1440" w:bottom="1440" w:left="1440" w:header="709" w:footer="709" w:gutter="0"/>
-          <w:pgNumType w:start="1"/>
-          <w:cols w:space="720"/>
-          <w:vAlign w:val="center"/>
-          <w:docGrid w:linePitch="360"/>
-        </w:sectPr>
-      </w:pPr>
-      <w:r>
-        <w:rPr>
-          <w:sz w:val="36"/>
-          <w:szCs w:val="36"/>
-        </w:rPr>
-        <w:t>確認簽章: _____________________</w:t>
-      </w:r>
-    </w:p>
-    <w:p>
-      <w:pPr>
         <w:jc w:val="center"/>
         <w:rPr>
           <w:b/>
@@ -16681,30 +16273,6 @@
     <w:p/>
     <w:p>
       <w:pPr>
-        <w:rPr>
-          <w:sz w:val="36"/>
-          <w:szCs w:val="36"/>
-        </w:rPr>
-        <w:sectPr>
-          <w:footerReference w:type="default" r:id="rId26"/>
-          <w:pgSz w:w="16838" w:h="11906" w:orient="landscape" w:code="9"/>
-          <w:pgMar w:top="1440" w:right="1440" w:bottom="1440" w:left="1440" w:header="709" w:footer="709" w:gutter="0"/>
-          <w:pgNumType w:start="1"/>
-          <w:cols w:space="720"/>
-          <w:vAlign w:val="center"/>
-          <w:docGrid w:linePitch="360"/>
-        </w:sectPr>
-      </w:pPr>
-      <w:r>
-        <w:rPr>
-          <w:sz w:val="36"/>
-          <w:szCs w:val="36"/>
-        </w:rPr>
-        <w:t>確認簽章: _____________________</w:t>
-      </w:r>
-    </w:p>
-    <w:p>
-      <w:pPr>
         <w:jc w:val="center"/>
         <w:rPr>
           <w:b/>
@@ -17608,30 +17176,6 @@
     <w:p/>
     <w:p>
       <w:pPr>
-        <w:rPr>
-          <w:sz w:val="36"/>
-          <w:szCs w:val="36"/>
-        </w:rPr>
-        <w:sectPr>
-          <w:footerReference w:type="default" r:id="rId27"/>
-          <w:pgSz w:w="16838" w:h="11906" w:orient="landscape" w:code="9"/>
-          <w:pgMar w:top="1440" w:right="1440" w:bottom="1440" w:left="1440" w:header="709" w:footer="709" w:gutter="0"/>
-          <w:pgNumType w:start="1"/>
-          <w:cols w:space="720"/>
-          <w:vAlign w:val="center"/>
-          <w:docGrid w:linePitch="360"/>
-        </w:sectPr>
-      </w:pPr>
-      <w:r>
-        <w:rPr>
-          <w:sz w:val="36"/>
-          <w:szCs w:val="36"/>
-        </w:rPr>
-        <w:t>確認簽章: _____________________</w:t>
-      </w:r>
-    </w:p>
-    <w:p>
-      <w:pPr>
         <w:jc w:val="center"/>
         <w:rPr>
           <w:b/>
@@ -18535,30 +18079,6 @@
     <w:p/>
     <w:p>
       <w:pPr>
-        <w:rPr>
-          <w:sz w:val="36"/>
-          <w:szCs w:val="36"/>
-        </w:rPr>
-        <w:sectPr>
-          <w:footerReference w:type="default" r:id="rId28"/>
-          <w:pgSz w:w="16838" w:h="11906" w:orient="landscape" w:code="9"/>
-          <w:pgMar w:top="1440" w:right="1440" w:bottom="1440" w:left="1440" w:header="709" w:footer="709" w:gutter="0"/>
-          <w:pgNumType w:start="1"/>
-          <w:cols w:space="720"/>
-          <w:vAlign w:val="center"/>
-          <w:docGrid w:linePitch="360"/>
-        </w:sectPr>
-      </w:pPr>
-      <w:r>
-        <w:rPr>
-          <w:sz w:val="36"/>
-          <w:szCs w:val="36"/>
-        </w:rPr>
-        <w:t>確認簽章: _____________________</w:t>
-      </w:r>
-    </w:p>
-    <w:p>
-      <w:pPr>
         <w:jc w:val="center"/>
         <w:rPr>
           <w:b/>
@@ -19460,23 +18980,6 @@
       </w:r>
     </w:p>
     <w:p/>
-    <w:p>
-      <w:pPr>
-        <w:rPr>
-          <w:sz w:val="36"/>
-          <w:szCs w:val="36"/>
-        </w:rPr>
-      </w:pPr>
-      <w:r>
-        <w:rPr>
-          <w:sz w:val="36"/>
-          <w:szCs w:val="36"/>
-        </w:rPr>
-        <w:t>確認簽章: _____________________</w:t>
-      </w:r>
-      <w:bookmarkStart w:id="0" w:name="_GoBack"/>
-      <w:bookmarkEnd w:id="0"/>
-    </w:p>
     <w:sectPr>
       <w:footerReference w:type="default" r:id="rId29"/>
       <w:pgSz w:w="16838" w:h="11906" w:orient="landscape" w:code="9"/>
